--- a/fuentes/Actividad didactica.docx
+++ b/fuentes/Actividad didactica.docx
@@ -82,7 +82,7 @@
                           <pic:cNvPicPr preferRelativeResize="0"/>
                         </pic:nvPicPr>
                         <pic:blipFill>
-                          <a:blip r:embed="rId7"/>
+                          <a:blip r:embed="rId10"/>
                           <a:srcRect/>
                           <a:stretch>
                             <a:fillRect/>
@@ -191,29 +191,7 @@
                 <w:sz w:val="20"/>
                 <w:szCs w:val="20"/>
               </w:rPr>
-              <w:t xml:space="preserve">Las indicaciones, el mensaje de correcto e incorrecto debe estar la redacción en </w:t>
-            </w:r>
-            <w:proofErr w:type="gramStart"/>
-            <w:r>
-              <w:rPr>
-                <w:rFonts w:eastAsia="Calibri"/>
-                <w:b w:val="0"/>
-                <w:color w:val="000000" w:themeColor="text1"/>
-                <w:sz w:val="20"/>
-                <w:szCs w:val="20"/>
-              </w:rPr>
-              <w:t>segundo persona</w:t>
-            </w:r>
-            <w:proofErr w:type="gramEnd"/>
-            <w:r>
-              <w:rPr>
-                <w:rFonts w:eastAsia="Calibri"/>
-                <w:b w:val="0"/>
-                <w:color w:val="000000" w:themeColor="text1"/>
-                <w:sz w:val="20"/>
-                <w:szCs w:val="20"/>
-              </w:rPr>
-              <w:t>.</w:t>
+              <w:t>Las indicaciones, el mensaje de correcto e incorrecto debe estar la redacción en segundo persona.</w:t>
             </w:r>
           </w:p>
           <w:p>
@@ -710,6 +688,7 @@
                 <w:rFonts w:eastAsia="Calibri"/>
                 <w:bCs/>
                 <w:color w:val="auto"/>
+                <w:u w:val="single"/>
               </w:rPr>
             </w:pPr>
             <w:proofErr w:type="spellStart"/>
@@ -728,7 +707,7 @@
                 <w:bCs/>
                 <w:color w:val="auto"/>
               </w:rPr>
-              <w:t>(s) correcta(s) (x)</w:t>
+              <w:t>(s) correcta(s)</w:t>
             </w:r>
           </w:p>
         </w:tc>
@@ -813,12 +792,12 @@
         </w:trPr>
         <w:tc>
           <w:tcPr>
+            <w:cnfStyle w:val="001000000000" w:firstRow="0" w:lastRow="0" w:firstColumn="1" w:lastColumn="0" w:oddVBand="0" w:evenVBand="0" w:oddHBand="0" w:evenHBand="0" w:firstRowFirstColumn="0" w:firstRowLastColumn="0" w:lastRowFirstColumn="0" w:lastRowLastColumn="0"/>
             <w:tcW w:w="1267" w:type="dxa"/>
             <w:shd w:val="clear" w:color="auto" w:fill="FBE5D5"/>
           </w:tcPr>
           <w:p>
             <w:pPr>
-              <w:cnfStyle w:val="001000000000" w:firstRow="0" w:lastRow="0" w:firstColumn="1" w:lastColumn="0" w:oddVBand="0" w:evenVBand="0" w:oddHBand="0" w:evenHBand="0" w:firstRowFirstColumn="0" w:firstRowLastColumn="0" w:lastRowFirstColumn="0" w:lastRowLastColumn="0"/>
               <w:rPr>
                 <w:rFonts w:eastAsia="Calibri"/>
                 <w:b w:val="0"/>
@@ -845,6 +824,7 @@
           </w:tcPr>
           <w:p>
             <w:pPr>
+              <w:cnfStyle w:val="000000000000" w:firstRow="0" w:lastRow="0" w:firstColumn="0" w:lastColumn="0" w:oddVBand="0" w:evenVBand="0" w:oddHBand="0" w:evenHBand="0" w:firstRowFirstColumn="0" w:firstRowLastColumn="0" w:lastRowFirstColumn="0" w:lastRowLastColumn="0"/>
               <w:rPr>
                 <w:rFonts w:eastAsia="Calibri"/>
                 <w:bCs/>
@@ -870,6 +850,7 @@
           <w:p>
             <w:pPr>
               <w:widowControl w:val="0"/>
+              <w:cnfStyle w:val="000000000000" w:firstRow="0" w:lastRow="0" w:firstColumn="0" w:lastColumn="0" w:oddVBand="0" w:evenVBand="0" w:oddHBand="0" w:evenHBand="0" w:firstRowFirstColumn="0" w:firstRowLastColumn="0" w:lastRowFirstColumn="0" w:lastRowLastColumn="0"/>
               <w:rPr>
                 <w:rFonts w:eastAsia="Calibri"/>
                 <w:bCs/>
@@ -967,12 +948,12 @@
         </w:trPr>
         <w:tc>
           <w:tcPr>
+            <w:cnfStyle w:val="001000000000" w:firstRow="0" w:lastRow="0" w:firstColumn="1" w:lastColumn="0" w:oddVBand="0" w:evenVBand="0" w:oddHBand="0" w:evenHBand="0" w:firstRowFirstColumn="0" w:firstRowLastColumn="0" w:lastRowFirstColumn="0" w:lastRowLastColumn="0"/>
             <w:tcW w:w="1267" w:type="dxa"/>
             <w:shd w:val="clear" w:color="auto" w:fill="FBE5D5"/>
           </w:tcPr>
           <w:p>
             <w:pPr>
-              <w:cnfStyle w:val="001000000000" w:firstRow="0" w:lastRow="0" w:firstColumn="1" w:lastColumn="0" w:oddVBand="0" w:evenVBand="0" w:oddHBand="0" w:evenHBand="0" w:firstRowFirstColumn="0" w:firstRowLastColumn="0" w:lastRowFirstColumn="0" w:lastRowLastColumn="0"/>
               <w:rPr>
                 <w:rFonts w:eastAsia="Calibri"/>
                 <w:b w:val="0"/>
@@ -999,6 +980,7 @@
           </w:tcPr>
           <w:p>
             <w:pPr>
+              <w:cnfStyle w:val="000000000000" w:firstRow="0" w:lastRow="0" w:firstColumn="0" w:lastColumn="0" w:oddVBand="0" w:evenVBand="0" w:oddHBand="0" w:evenHBand="0" w:firstRowFirstColumn="0" w:firstRowLastColumn="0" w:lastRowFirstColumn="0" w:lastRowLastColumn="0"/>
               <w:rPr>
                 <w:rFonts w:eastAsia="Calibri"/>
                 <w:bCs/>
@@ -1024,6 +1006,7 @@
           <w:p>
             <w:pPr>
               <w:widowControl w:val="0"/>
+              <w:cnfStyle w:val="000000000000" w:firstRow="0" w:lastRow="0" w:firstColumn="0" w:lastColumn="0" w:oddVBand="0" w:evenVBand="0" w:oddHBand="0" w:evenHBand="0" w:firstRowFirstColumn="0" w:firstRowLastColumn="0" w:lastRowFirstColumn="0" w:lastRowLastColumn="0"/>
               <w:rPr>
                 <w:rFonts w:eastAsia="Calibri"/>
                 <w:bCs/>
@@ -1243,12 +1226,12 @@
         </w:trPr>
         <w:tc>
           <w:tcPr>
+            <w:cnfStyle w:val="001000000000" w:firstRow="0" w:lastRow="0" w:firstColumn="1" w:lastColumn="0" w:oddVBand="0" w:evenVBand="0" w:oddHBand="0" w:evenHBand="0" w:firstRowFirstColumn="0" w:firstRowLastColumn="0" w:lastRowFirstColumn="0" w:lastRowLastColumn="0"/>
             <w:tcW w:w="1267" w:type="dxa"/>
             <w:shd w:val="clear" w:color="auto" w:fill="FBE5D5"/>
           </w:tcPr>
           <w:p>
             <w:pPr>
-              <w:cnfStyle w:val="001000000000" w:firstRow="0" w:lastRow="0" w:firstColumn="1" w:lastColumn="0" w:oddVBand="0" w:evenVBand="0" w:oddHBand="0" w:evenHBand="0" w:firstRowFirstColumn="0" w:firstRowLastColumn="0" w:lastRowFirstColumn="0" w:lastRowLastColumn="0"/>
               <w:rPr>
                 <w:rFonts w:eastAsia="Calibri"/>
                 <w:b w:val="0"/>
@@ -1277,6 +1260,7 @@
           </w:tcPr>
           <w:p>
             <w:pPr>
+              <w:cnfStyle w:val="000000000000" w:firstRow="0" w:lastRow="0" w:firstColumn="0" w:lastColumn="0" w:oddVBand="0" w:evenVBand="0" w:oddHBand="0" w:evenHBand="0" w:firstRowFirstColumn="0" w:firstRowLastColumn="0" w:lastRowFirstColumn="0" w:lastRowLastColumn="0"/>
               <w:rPr>
                 <w:rFonts w:eastAsia="Calibri"/>
                 <w:bCs/>
@@ -1304,6 +1288,7 @@
           <w:p>
             <w:pPr>
               <w:widowControl w:val="0"/>
+              <w:cnfStyle w:val="000000000000" w:firstRow="0" w:lastRow="0" w:firstColumn="0" w:lastColumn="0" w:oddVBand="0" w:evenVBand="0" w:oddHBand="0" w:evenHBand="0" w:firstRowFirstColumn="0" w:firstRowLastColumn="0" w:lastRowFirstColumn="0" w:lastRowLastColumn="0"/>
               <w:rPr>
                 <w:rFonts w:eastAsia="Calibri"/>
                 <w:bCs/>
@@ -1401,12 +1386,12 @@
         </w:trPr>
         <w:tc>
           <w:tcPr>
+            <w:cnfStyle w:val="001000000000" w:firstRow="0" w:lastRow="0" w:firstColumn="1" w:lastColumn="0" w:oddVBand="0" w:evenVBand="0" w:oddHBand="0" w:evenHBand="0" w:firstRowFirstColumn="0" w:firstRowLastColumn="0" w:lastRowFirstColumn="0" w:lastRowLastColumn="0"/>
             <w:tcW w:w="1267" w:type="dxa"/>
             <w:shd w:val="clear" w:color="auto" w:fill="FBE5D5"/>
           </w:tcPr>
           <w:p>
             <w:pPr>
-              <w:cnfStyle w:val="001000000000" w:firstRow="0" w:lastRow="0" w:firstColumn="1" w:lastColumn="0" w:oddVBand="0" w:evenVBand="0" w:oddHBand="0" w:evenHBand="0" w:firstRowFirstColumn="0" w:firstRowLastColumn="0" w:lastRowFirstColumn="0" w:lastRowLastColumn="0"/>
               <w:rPr>
                 <w:rFonts w:eastAsia="Calibri"/>
                 <w:b w:val="0"/>
@@ -1432,6 +1417,7 @@
           </w:tcPr>
           <w:p>
             <w:pPr>
+              <w:cnfStyle w:val="000000000000" w:firstRow="0" w:lastRow="0" w:firstColumn="0" w:lastColumn="0" w:oddVBand="0" w:evenVBand="0" w:oddHBand="0" w:evenHBand="0" w:firstRowFirstColumn="0" w:firstRowLastColumn="0" w:lastRowFirstColumn="0" w:lastRowLastColumn="0"/>
               <w:rPr>
                 <w:rFonts w:eastAsia="Calibri"/>
                 <w:bCs/>
@@ -1456,6 +1442,7 @@
           <w:p>
             <w:pPr>
               <w:widowControl w:val="0"/>
+              <w:cnfStyle w:val="000000000000" w:firstRow="0" w:lastRow="0" w:firstColumn="0" w:lastColumn="0" w:oddVBand="0" w:evenVBand="0" w:oddHBand="0" w:evenHBand="0" w:firstRowFirstColumn="0" w:firstRowLastColumn="0" w:lastRowFirstColumn="0" w:lastRowLastColumn="0"/>
               <w:rPr>
                 <w:rFonts w:eastAsia="Calibri"/>
                 <w:bCs/>
@@ -1830,12 +1817,12 @@
         </w:trPr>
         <w:tc>
           <w:tcPr>
+            <w:cnfStyle w:val="001000000000" w:firstRow="0" w:lastRow="0" w:firstColumn="1" w:lastColumn="0" w:oddVBand="0" w:evenVBand="0" w:oddHBand="0" w:evenHBand="0" w:firstRowFirstColumn="0" w:firstRowLastColumn="0" w:lastRowFirstColumn="0" w:lastRowLastColumn="0"/>
             <w:tcW w:w="1267" w:type="dxa"/>
             <w:shd w:val="clear" w:color="auto" w:fill="FBE5D5"/>
           </w:tcPr>
           <w:p>
             <w:pPr>
-              <w:cnfStyle w:val="001000000000" w:firstRow="0" w:lastRow="0" w:firstColumn="1" w:lastColumn="0" w:oddVBand="0" w:evenVBand="0" w:oddHBand="0" w:evenHBand="0" w:firstRowFirstColumn="0" w:firstRowLastColumn="0" w:lastRowFirstColumn="0" w:lastRowLastColumn="0"/>
               <w:rPr>
                 <w:rFonts w:eastAsia="Calibri"/>
                 <w:b w:val="0"/>
@@ -1861,6 +1848,7 @@
           </w:tcPr>
           <w:p>
             <w:pPr>
+              <w:cnfStyle w:val="000000000000" w:firstRow="0" w:lastRow="0" w:firstColumn="0" w:lastColumn="0" w:oddVBand="0" w:evenVBand="0" w:oddHBand="0" w:evenHBand="0" w:firstRowFirstColumn="0" w:firstRowLastColumn="0" w:lastRowFirstColumn="0" w:lastRowLastColumn="0"/>
               <w:rPr>
                 <w:rFonts w:eastAsia="Calibri"/>
                 <w:bCs/>
@@ -1885,6 +1873,7 @@
           <w:p>
             <w:pPr>
               <w:widowControl w:val="0"/>
+              <w:cnfStyle w:val="000000000000" w:firstRow="0" w:lastRow="0" w:firstColumn="0" w:lastColumn="0" w:oddVBand="0" w:evenVBand="0" w:oddHBand="0" w:evenHBand="0" w:firstRowFirstColumn="0" w:firstRowLastColumn="0" w:lastRowFirstColumn="0" w:lastRowLastColumn="0"/>
               <w:rPr>
                 <w:rFonts w:eastAsia="Calibri"/>
                 <w:bCs/>
@@ -1974,12 +1963,12 @@
         </w:trPr>
         <w:tc>
           <w:tcPr>
+            <w:cnfStyle w:val="001000000000" w:firstRow="0" w:lastRow="0" w:firstColumn="1" w:lastColumn="0" w:oddVBand="0" w:evenVBand="0" w:oddHBand="0" w:evenHBand="0" w:firstRowFirstColumn="0" w:firstRowLastColumn="0" w:lastRowFirstColumn="0" w:lastRowLastColumn="0"/>
             <w:tcW w:w="1267" w:type="dxa"/>
             <w:shd w:val="clear" w:color="auto" w:fill="FBE5D5"/>
           </w:tcPr>
           <w:p>
             <w:pPr>
-              <w:cnfStyle w:val="001000000000" w:firstRow="0" w:lastRow="0" w:firstColumn="1" w:lastColumn="0" w:oddVBand="0" w:evenVBand="0" w:oddHBand="0" w:evenHBand="0" w:firstRowFirstColumn="0" w:firstRowLastColumn="0" w:lastRowFirstColumn="0" w:lastRowLastColumn="0"/>
               <w:rPr>
                 <w:rFonts w:eastAsia="Calibri"/>
                 <w:b w:val="0"/>
@@ -2005,6 +1994,7 @@
           </w:tcPr>
           <w:p>
             <w:pPr>
+              <w:cnfStyle w:val="000000000000" w:firstRow="0" w:lastRow="0" w:firstColumn="0" w:lastColumn="0" w:oddVBand="0" w:evenVBand="0" w:oddHBand="0" w:evenHBand="0" w:firstRowFirstColumn="0" w:firstRowLastColumn="0" w:lastRowFirstColumn="0" w:lastRowLastColumn="0"/>
               <w:rPr>
                 <w:rFonts w:eastAsia="Calibri"/>
                 <w:bCs/>
@@ -2029,6 +2019,7 @@
           <w:p>
             <w:pPr>
               <w:widowControl w:val="0"/>
+              <w:cnfStyle w:val="000000000000" w:firstRow="0" w:lastRow="0" w:firstColumn="0" w:lastColumn="0" w:oddVBand="0" w:evenVBand="0" w:oddHBand="0" w:evenHBand="0" w:firstRowFirstColumn="0" w:firstRowLastColumn="0" w:lastRowFirstColumn="0" w:lastRowLastColumn="0"/>
               <w:rPr>
                 <w:rFonts w:eastAsia="Calibri"/>
                 <w:bCs/>
@@ -2242,12 +2233,12 @@
         </w:trPr>
         <w:tc>
           <w:tcPr>
+            <w:cnfStyle w:val="001000000000" w:firstRow="0" w:lastRow="0" w:firstColumn="1" w:lastColumn="0" w:oddVBand="0" w:evenVBand="0" w:oddHBand="0" w:evenHBand="0" w:firstRowFirstColumn="0" w:firstRowLastColumn="0" w:lastRowFirstColumn="0" w:lastRowLastColumn="0"/>
             <w:tcW w:w="1267" w:type="dxa"/>
             <w:shd w:val="clear" w:color="auto" w:fill="FBE5D5"/>
           </w:tcPr>
           <w:p>
             <w:pPr>
-              <w:cnfStyle w:val="001000000000" w:firstRow="0" w:lastRow="0" w:firstColumn="1" w:lastColumn="0" w:oddVBand="0" w:evenVBand="0" w:oddHBand="0" w:evenHBand="0" w:firstRowFirstColumn="0" w:firstRowLastColumn="0" w:lastRowFirstColumn="0" w:lastRowLastColumn="0"/>
               <w:rPr>
                 <w:rFonts w:eastAsia="Calibri"/>
                 <w:b w:val="0"/>
@@ -2277,6 +2268,7 @@
           </w:tcPr>
           <w:p>
             <w:pPr>
+              <w:cnfStyle w:val="000000000000" w:firstRow="0" w:lastRow="0" w:firstColumn="0" w:lastColumn="0" w:oddVBand="0" w:evenVBand="0" w:oddHBand="0" w:evenHBand="0" w:firstRowFirstColumn="0" w:firstRowLastColumn="0" w:lastRowFirstColumn="0" w:lastRowLastColumn="0"/>
               <w:rPr>
                 <w:rFonts w:eastAsia="Calibri"/>
                 <w:bCs/>
@@ -2305,6 +2297,7 @@
           <w:p>
             <w:pPr>
               <w:widowControl w:val="0"/>
+              <w:cnfStyle w:val="000000000000" w:firstRow="0" w:lastRow="0" w:firstColumn="0" w:lastColumn="0" w:oddVBand="0" w:evenVBand="0" w:oddHBand="0" w:evenHBand="0" w:firstRowFirstColumn="0" w:firstRowLastColumn="0" w:lastRowFirstColumn="0" w:lastRowLastColumn="0"/>
               <w:rPr>
                 <w:rFonts w:eastAsia="Calibri"/>
                 <w:bCs/>
@@ -2365,16 +2358,8 @@
               <w:rPr>
                 <w:color w:val="auto"/>
               </w:rPr>
-              <w:t xml:space="preserve">¿Quién engañó a Roger </w:t>
-            </w:r>
-            <w:proofErr w:type="gramStart"/>
-            <w:r>
-              <w:rPr>
-                <w:color w:val="auto"/>
-              </w:rPr>
-              <w:t>Rabbit?.</w:t>
-            </w:r>
-            <w:proofErr w:type="gramEnd"/>
+              <w:t>¿Quién engañó a Roger Rabbit?.</w:t>
+            </w:r>
           </w:p>
         </w:tc>
         <w:tc>
@@ -2402,12 +2387,12 @@
         </w:trPr>
         <w:tc>
           <w:tcPr>
+            <w:cnfStyle w:val="001000000000" w:firstRow="0" w:lastRow="0" w:firstColumn="1" w:lastColumn="0" w:oddVBand="0" w:evenVBand="0" w:oddHBand="0" w:evenHBand="0" w:firstRowFirstColumn="0" w:firstRowLastColumn="0" w:lastRowFirstColumn="0" w:lastRowLastColumn="0"/>
             <w:tcW w:w="1267" w:type="dxa"/>
             <w:shd w:val="clear" w:color="auto" w:fill="FBE5D5"/>
           </w:tcPr>
           <w:p>
             <w:pPr>
-              <w:cnfStyle w:val="001000000000" w:firstRow="0" w:lastRow="0" w:firstColumn="1" w:lastColumn="0" w:oddVBand="0" w:evenVBand="0" w:oddHBand="0" w:evenHBand="0" w:firstRowFirstColumn="0" w:firstRowLastColumn="0" w:lastRowFirstColumn="0" w:lastRowLastColumn="0"/>
               <w:rPr>
                 <w:rFonts w:eastAsia="Calibri"/>
                 <w:b w:val="0"/>
@@ -2434,6 +2419,7 @@
           </w:tcPr>
           <w:p>
             <w:pPr>
+              <w:cnfStyle w:val="000000000000" w:firstRow="0" w:lastRow="0" w:firstColumn="0" w:lastColumn="0" w:oddVBand="0" w:evenVBand="0" w:oddHBand="0" w:evenHBand="0" w:firstRowFirstColumn="0" w:firstRowLastColumn="0" w:lastRowFirstColumn="0" w:lastRowLastColumn="0"/>
               <w:rPr>
                 <w:rFonts w:eastAsia="Calibri"/>
                 <w:bCs/>
@@ -2459,6 +2445,7 @@
           <w:p>
             <w:pPr>
               <w:widowControl w:val="0"/>
+              <w:cnfStyle w:val="000000000000" w:firstRow="0" w:lastRow="0" w:firstColumn="0" w:lastColumn="0" w:oddVBand="0" w:evenVBand="0" w:oddHBand="0" w:evenHBand="0" w:firstRowFirstColumn="0" w:firstRowLastColumn="0" w:lastRowFirstColumn="0" w:lastRowLastColumn="0"/>
               <w:rPr>
                 <w:rFonts w:eastAsia="Calibri"/>
                 <w:bCs/>
@@ -2826,12 +2813,12 @@
         </w:trPr>
         <w:tc>
           <w:tcPr>
+            <w:cnfStyle w:val="001000000000" w:firstRow="0" w:lastRow="0" w:firstColumn="1" w:lastColumn="0" w:oddVBand="0" w:evenVBand="0" w:oddHBand="0" w:evenHBand="0" w:firstRowFirstColumn="0" w:firstRowLastColumn="0" w:lastRowFirstColumn="0" w:lastRowLastColumn="0"/>
             <w:tcW w:w="1267" w:type="dxa"/>
             <w:shd w:val="clear" w:color="auto" w:fill="FBE5D5"/>
           </w:tcPr>
           <w:p>
             <w:pPr>
-              <w:cnfStyle w:val="001000000000" w:firstRow="0" w:lastRow="0" w:firstColumn="1" w:lastColumn="0" w:oddVBand="0" w:evenVBand="0" w:oddHBand="0" w:evenHBand="0" w:firstRowFirstColumn="0" w:firstRowLastColumn="0" w:lastRowFirstColumn="0" w:lastRowLastColumn="0"/>
               <w:rPr>
                 <w:rFonts w:eastAsia="Calibri"/>
                 <w:b w:val="0"/>
@@ -2858,6 +2845,7 @@
           </w:tcPr>
           <w:p>
             <w:pPr>
+              <w:cnfStyle w:val="000000000000" w:firstRow="0" w:lastRow="0" w:firstColumn="0" w:lastColumn="0" w:oddVBand="0" w:evenVBand="0" w:oddHBand="0" w:evenHBand="0" w:firstRowFirstColumn="0" w:firstRowLastColumn="0" w:lastRowFirstColumn="0" w:lastRowLastColumn="0"/>
               <w:rPr>
                 <w:rFonts w:eastAsia="Calibri"/>
                 <w:bCs/>
@@ -2883,6 +2871,7 @@
           <w:p>
             <w:pPr>
               <w:widowControl w:val="0"/>
+              <w:cnfStyle w:val="000000000000" w:firstRow="0" w:lastRow="0" w:firstColumn="0" w:lastColumn="0" w:oddVBand="0" w:evenVBand="0" w:oddHBand="0" w:evenHBand="0" w:firstRowFirstColumn="0" w:firstRowLastColumn="0" w:lastRowFirstColumn="0" w:lastRowLastColumn="0"/>
               <w:rPr>
                 <w:rFonts w:eastAsia="Calibri"/>
                 <w:bCs/>
@@ -2980,12 +2969,12 @@
         </w:trPr>
         <w:tc>
           <w:tcPr>
+            <w:cnfStyle w:val="001000000000" w:firstRow="0" w:lastRow="0" w:firstColumn="1" w:lastColumn="0" w:oddVBand="0" w:evenVBand="0" w:oddHBand="0" w:evenHBand="0" w:firstRowFirstColumn="0" w:firstRowLastColumn="0" w:lastRowFirstColumn="0" w:lastRowLastColumn="0"/>
             <w:tcW w:w="1267" w:type="dxa"/>
             <w:shd w:val="clear" w:color="auto" w:fill="FBE5D5"/>
           </w:tcPr>
           <w:p>
             <w:pPr>
-              <w:cnfStyle w:val="001000000000" w:firstRow="0" w:lastRow="0" w:firstColumn="1" w:lastColumn="0" w:oddVBand="0" w:evenVBand="0" w:oddHBand="0" w:evenHBand="0" w:firstRowFirstColumn="0" w:firstRowLastColumn="0" w:lastRowFirstColumn="0" w:lastRowLastColumn="0"/>
               <w:rPr>
                 <w:rFonts w:eastAsia="Calibri"/>
                 <w:b w:val="0"/>
@@ -3012,6 +3001,7 @@
           </w:tcPr>
           <w:p>
             <w:pPr>
+              <w:cnfStyle w:val="000000000000" w:firstRow="0" w:lastRow="0" w:firstColumn="0" w:lastColumn="0" w:oddVBand="0" w:evenVBand="0" w:oddHBand="0" w:evenHBand="0" w:firstRowFirstColumn="0" w:firstRowLastColumn="0" w:lastRowFirstColumn="0" w:lastRowLastColumn="0"/>
               <w:rPr>
                 <w:rFonts w:eastAsia="Calibri"/>
                 <w:bCs/>
@@ -3037,6 +3027,7 @@
           <w:p>
             <w:pPr>
               <w:widowControl w:val="0"/>
+              <w:cnfStyle w:val="000000000000" w:firstRow="0" w:lastRow="0" w:firstColumn="0" w:lastColumn="0" w:oddVBand="0" w:evenVBand="0" w:oddHBand="0" w:evenHBand="0" w:firstRowFirstColumn="0" w:firstRowLastColumn="0" w:lastRowFirstColumn="0" w:lastRowLastColumn="0"/>
               <w:rPr>
                 <w:rFonts w:eastAsia="Calibri"/>
                 <w:bCs/>
@@ -3266,12 +3257,12 @@
         </w:trPr>
         <w:tc>
           <w:tcPr>
+            <w:cnfStyle w:val="001000000000" w:firstRow="0" w:lastRow="0" w:firstColumn="1" w:lastColumn="0" w:oddVBand="0" w:evenVBand="0" w:oddHBand="0" w:evenHBand="0" w:firstRowFirstColumn="0" w:firstRowLastColumn="0" w:lastRowFirstColumn="0" w:lastRowLastColumn="0"/>
             <w:tcW w:w="1267" w:type="dxa"/>
             <w:shd w:val="clear" w:color="auto" w:fill="FBE5D5"/>
           </w:tcPr>
           <w:p>
             <w:pPr>
-              <w:cnfStyle w:val="001000000000" w:firstRow="0" w:lastRow="0" w:firstColumn="1" w:lastColumn="0" w:oddVBand="0" w:evenVBand="0" w:oddHBand="0" w:evenHBand="0" w:firstRowFirstColumn="0" w:firstRowLastColumn="0" w:lastRowFirstColumn="0" w:lastRowLastColumn="0"/>
               <w:rPr>
                 <w:rFonts w:eastAsia="Calibri"/>
                 <w:b w:val="0"/>
@@ -3301,6 +3292,7 @@
           </w:tcPr>
           <w:p>
             <w:pPr>
+              <w:cnfStyle w:val="000000000000" w:firstRow="0" w:lastRow="0" w:firstColumn="0" w:lastColumn="0" w:oddVBand="0" w:evenVBand="0" w:oddHBand="0" w:evenHBand="0" w:firstRowFirstColumn="0" w:firstRowLastColumn="0" w:lastRowFirstColumn="0" w:lastRowLastColumn="0"/>
               <w:rPr>
                 <w:rFonts w:eastAsia="Calibri"/>
                 <w:bCs/>
@@ -3329,6 +3321,7 @@
           <w:p>
             <w:pPr>
               <w:widowControl w:val="0"/>
+              <w:cnfStyle w:val="000000000000" w:firstRow="0" w:lastRow="0" w:firstColumn="0" w:lastColumn="0" w:oddVBand="0" w:evenVBand="0" w:oddHBand="0" w:evenHBand="0" w:firstRowFirstColumn="0" w:firstRowLastColumn="0" w:lastRowFirstColumn="0" w:lastRowLastColumn="0"/>
               <w:rPr>
                 <w:rFonts w:eastAsia="Calibri"/>
                 <w:bCs/>
@@ -3418,12 +3411,12 @@
         </w:trPr>
         <w:tc>
           <w:tcPr>
+            <w:cnfStyle w:val="001000000000" w:firstRow="0" w:lastRow="0" w:firstColumn="1" w:lastColumn="0" w:oddVBand="0" w:evenVBand="0" w:oddHBand="0" w:evenHBand="0" w:firstRowFirstColumn="0" w:firstRowLastColumn="0" w:lastRowFirstColumn="0" w:lastRowLastColumn="0"/>
             <w:tcW w:w="1267" w:type="dxa"/>
             <w:shd w:val="clear" w:color="auto" w:fill="FBE5D5"/>
           </w:tcPr>
           <w:p>
             <w:pPr>
-              <w:cnfStyle w:val="001000000000" w:firstRow="0" w:lastRow="0" w:firstColumn="1" w:lastColumn="0" w:oddVBand="0" w:evenVBand="0" w:oddHBand="0" w:evenHBand="0" w:firstRowFirstColumn="0" w:firstRowLastColumn="0" w:lastRowFirstColumn="0" w:lastRowLastColumn="0"/>
               <w:rPr>
                 <w:rFonts w:eastAsia="Calibri"/>
                 <w:b w:val="0"/>
@@ -3450,6 +3443,7 @@
           </w:tcPr>
           <w:p>
             <w:pPr>
+              <w:cnfStyle w:val="000000000000" w:firstRow="0" w:lastRow="0" w:firstColumn="0" w:lastColumn="0" w:oddVBand="0" w:evenVBand="0" w:oddHBand="0" w:evenHBand="0" w:firstRowFirstColumn="0" w:firstRowLastColumn="0" w:lastRowFirstColumn="0" w:lastRowLastColumn="0"/>
               <w:rPr>
                 <w:rFonts w:eastAsia="Calibri"/>
                 <w:bCs/>
@@ -3489,6 +3483,7 @@
           <w:p>
             <w:pPr>
               <w:widowControl w:val="0"/>
+              <w:cnfStyle w:val="000000000000" w:firstRow="0" w:lastRow="0" w:firstColumn="0" w:lastColumn="0" w:oddVBand="0" w:evenVBand="0" w:oddHBand="0" w:evenHBand="0" w:firstRowFirstColumn="0" w:firstRowLastColumn="0" w:lastRowFirstColumn="0" w:lastRowLastColumn="0"/>
               <w:rPr>
                 <w:rFonts w:eastAsia="Calibri"/>
                 <w:bCs/>
@@ -11112,7 +11107,7 @@
       </w:pPr>
     </w:p>
     <w:sectPr>
-      <w:headerReference w:type="default" r:id="rId8"/>
+      <w:headerReference w:type="default" r:id="rId11"/>
       <w:pgSz w:w="11909" w:h="16834"/>
       <w:pgMar w:top="1440" w:right="1440" w:bottom="1440" w:left="1440" w:header="720" w:footer="720" w:gutter="0"/>
       <w:pgNumType w:start="1"/>
@@ -11892,7 +11887,7 @@
     <w:qFormat/>
     <w:rsid w:val="0044239B"/>
   </w:style>
-  <w:style w:type="paragraph" w:styleId="Heading1">
+  <w:style w:type="paragraph" w:styleId="Ttulo1">
     <w:name w:val="heading 1"/>
     <w:basedOn w:val="Normal"/>
     <w:next w:val="Normal"/>
@@ -11909,7 +11904,7 @@
       <w:szCs w:val="40"/>
     </w:rPr>
   </w:style>
-  <w:style w:type="paragraph" w:styleId="Heading2">
+  <w:style w:type="paragraph" w:styleId="Ttulo2">
     <w:name w:val="heading 2"/>
     <w:basedOn w:val="Normal"/>
     <w:next w:val="Normal"/>
@@ -11928,7 +11923,7 @@
       <w:szCs w:val="32"/>
     </w:rPr>
   </w:style>
-  <w:style w:type="paragraph" w:styleId="Heading3">
+  <w:style w:type="paragraph" w:styleId="Ttulo3">
     <w:name w:val="heading 3"/>
     <w:basedOn w:val="Normal"/>
     <w:next w:val="Normal"/>
@@ -11948,7 +11943,7 @@
       <w:szCs w:val="28"/>
     </w:rPr>
   </w:style>
-  <w:style w:type="paragraph" w:styleId="Heading4">
+  <w:style w:type="paragraph" w:styleId="Ttulo4">
     <w:name w:val="heading 4"/>
     <w:basedOn w:val="Normal"/>
     <w:next w:val="Normal"/>
@@ -11968,7 +11963,7 @@
       <w:szCs w:val="24"/>
     </w:rPr>
   </w:style>
-  <w:style w:type="paragraph" w:styleId="Heading5">
+  <w:style w:type="paragraph" w:styleId="Ttulo5">
     <w:name w:val="heading 5"/>
     <w:basedOn w:val="Normal"/>
     <w:next w:val="Normal"/>
@@ -11986,7 +11981,7 @@
       <w:color w:val="666666"/>
     </w:rPr>
   </w:style>
-  <w:style w:type="paragraph" w:styleId="Heading6">
+  <w:style w:type="paragraph" w:styleId="Ttulo6">
     <w:name w:val="heading 6"/>
     <w:basedOn w:val="Normal"/>
     <w:next w:val="Normal"/>
@@ -12005,13 +12000,13 @@
       <w:color w:val="666666"/>
     </w:rPr>
   </w:style>
-  <w:style w:type="character" w:default="1" w:styleId="DefaultParagraphFont">
+  <w:style w:type="character" w:default="1" w:styleId="Fuentedeprrafopredeter">
     <w:name w:val="Default Paragraph Font"/>
     <w:uiPriority w:val="1"/>
     <w:semiHidden/>
     <w:unhideWhenUsed/>
   </w:style>
-  <w:style w:type="table" w:default="1" w:styleId="TableNormal">
+  <w:style w:type="table" w:default="1" w:styleId="Tablanormal">
     <w:name w:val="Normal Table"/>
     <w:uiPriority w:val="99"/>
     <w:semiHidden/>
@@ -12026,13 +12021,13 @@
       </w:tblCellMar>
     </w:tblPr>
   </w:style>
-  <w:style w:type="numbering" w:default="1" w:styleId="NoList">
+  <w:style w:type="numbering" w:default="1" w:styleId="Sinlista">
     <w:name w:val="No List"/>
     <w:uiPriority w:val="99"/>
     <w:semiHidden/>
     <w:unhideWhenUsed/>
   </w:style>
-  <w:style w:type="paragraph" w:styleId="Title">
+  <w:style w:type="paragraph" w:styleId="Ttulo">
     <w:name w:val="Title"/>
     <w:basedOn w:val="Normal"/>
     <w:next w:val="Normal"/>
@@ -12048,7 +12043,7 @@
       <w:szCs w:val="52"/>
     </w:rPr>
   </w:style>
-  <w:style w:type="paragraph" w:styleId="Subtitle">
+  <w:style w:type="paragraph" w:styleId="Subttulo">
     <w:name w:val="Subtitle"/>
     <w:basedOn w:val="Normal"/>
     <w:next w:val="Normal"/>
@@ -12066,7 +12061,7 @@
     </w:rPr>
   </w:style>
   <w:style w:type="table" w:customStyle="1" w:styleId="a">
-    <w:basedOn w:val="TableNormal"/>
+    <w:basedOn w:val="Tablanormal"/>
     <w:pPr>
       <w:spacing w:line="240" w:lineRule="auto"/>
     </w:pPr>
@@ -12123,7 +12118,7 @@
     </w:tblStylePr>
   </w:style>
   <w:style w:type="table" w:customStyle="1" w:styleId="a0">
-    <w:basedOn w:val="TableNormal"/>
+    <w:basedOn w:val="Tablanormal"/>
     <w:tblPr>
       <w:tblStyleRowBandSize w:val="1"/>
       <w:tblStyleColBandSize w:val="1"/>
@@ -12135,9 +12130,9 @@
       </w:tblCellMar>
     </w:tblPr>
   </w:style>
-  <w:style w:type="character" w:styleId="Strong">
+  <w:style w:type="character" w:styleId="Fuerte">
     <w:name w:val="Strong"/>
-    <w:basedOn w:val="DefaultParagraphFont"/>
+    <w:basedOn w:val="Fuentedeprrafopredeter"/>
     <w:uiPriority w:val="22"/>
     <w:qFormat/>
     <w:rsid w:val="007C0131"/>
@@ -12470,6 +12465,26 @@
 </file>
 
 <file path=customXml/item1.xml><?xml version="1.0" encoding="utf-8"?>
+<p:properties xmlns:p="http://schemas.microsoft.com/office/2006/metadata/properties" xmlns:xsi="http://www.w3.org/2001/XMLSchema-instance" xmlns:pc="http://schemas.microsoft.com/office/infopath/2007/PartnerControls">
+  <documentManagement>
+    <TaxCatchAll xmlns="13c90a0b-73bc-4dc0-be5f-28d77b615beb" xsi:nil="true"/>
+    <lcf76f155ced4ddcb4097134ff3c332f xmlns="13c93bba-48ce-428c-bfe5-88b42c19b028">
+      <Terms xmlns="http://schemas.microsoft.com/office/infopath/2007/PartnerControls"/>
+    </lcf76f155ced4ddcb4097134ff3c332f>
+  </documentManagement>
+</p:properties>
+</file>
+
+<file path=customXml/item2.xml><?xml version="1.0" encoding="utf-8"?>
+<?mso-contentType ?>
+<FormTemplates xmlns="http://schemas.microsoft.com/sharepoint/v3/contenttype/forms">
+  <Display>DocumentLibraryForm</Display>
+  <Edit>DocumentLibraryForm</Edit>
+  <New>DocumentLibraryForm</New>
+</FormTemplates>
+</file>
+
+<file path=customXml/item3.xml><?xml version="1.0" encoding="utf-8"?>
 <ct:contentTypeSchema xmlns:ct="http://schemas.microsoft.com/office/2006/metadata/contentType" xmlns:ma="http://schemas.microsoft.com/office/2006/metadata/properties/metaAttributes" ct:_="" ma:_="" ma:contentTypeName="Documento" ma:contentTypeID="0x0101006A81D6BD42E8DF4C91013959704817E1" ma:contentTypeVersion="14" ma:contentTypeDescription="Crear nuevo documento." ma:contentTypeScope="" ma:versionID="cd14e03e9fc6eb087109c39a3de1a2a7">
   <xsd:schema xmlns:xsd="http://www.w3.org/2001/XMLSchema" xmlns:xs="http://www.w3.org/2001/XMLSchema" xmlns:p="http://schemas.microsoft.com/office/2006/metadata/properties" xmlns:ns2="13c90a0b-73bc-4dc0-be5f-28d77b615beb" xmlns:ns3="13c93bba-48ce-428c-bfe5-88b42c19b028" targetNamespace="http://schemas.microsoft.com/office/2006/metadata/properties" ma:root="true" ma:fieldsID="247ff0312e87511bd2ce05ea47f33022" ns2:_="" ns3:_="">
     <xsd:import namespace="13c90a0b-73bc-4dc0-be5f-28d77b615beb"/>
@@ -12698,34 +12713,40 @@
 </ct:contentTypeSchema>
 </file>
 
-<file path=customXml/item2.xml><?xml version="1.0" encoding="utf-8"?>
-<?mso-contentType ?>
-<FormTemplates xmlns="http://schemas.microsoft.com/sharepoint/v3/contenttype/forms">
-  <Display>DocumentLibraryForm</Display>
-  <Edit>DocumentLibraryForm</Edit>
-  <New>DocumentLibraryForm</New>
-</FormTemplates>
-</file>
-
-<file path=customXml/item3.xml><?xml version="1.0" encoding="utf-8"?>
-<p:properties xmlns:p="http://schemas.microsoft.com/office/2006/metadata/properties" xmlns:xsi="http://www.w3.org/2001/XMLSchema-instance" xmlns:pc="http://schemas.microsoft.com/office/infopath/2007/PartnerControls">
-  <documentManagement>
-    <TaxCatchAll xmlns="13c90a0b-73bc-4dc0-be5f-28d77b615beb" xsi:nil="true"/>
-    <lcf76f155ced4ddcb4097134ff3c332f xmlns="13c93bba-48ce-428c-bfe5-88b42c19b028">
-      <Terms xmlns="http://schemas.microsoft.com/office/infopath/2007/PartnerControls"/>
-    </lcf76f155ced4ddcb4097134ff3c332f>
-  </documentManagement>
-</p:properties>
-</file>
-
 <file path=customXml/itemProps1.xml><?xml version="1.0" encoding="utf-8"?>
-<ds:datastoreItem xmlns:ds="http://schemas.openxmlformats.org/officeDocument/2006/customXml" ds:itemID="{F9DAF88E-7BCE-462F-88D1-6E72D58650C3}"/>
+<ds:datastoreItem xmlns:ds="http://schemas.openxmlformats.org/officeDocument/2006/customXml" ds:itemID="{9877E4BD-0D4F-4E34-8AFB-BE582C36F4C2}">
+  <ds:schemaRefs>
+    <ds:schemaRef ds:uri="http://schemas.microsoft.com/office/2006/metadata/properties"/>
+    <ds:schemaRef ds:uri="http://schemas.microsoft.com/office/infopath/2007/PartnerControls"/>
+    <ds:schemaRef ds:uri="13c90a0b-73bc-4dc0-be5f-28d77b615beb"/>
+    <ds:schemaRef ds:uri="13c93bba-48ce-428c-bfe5-88b42c19b028"/>
+  </ds:schemaRefs>
+</ds:datastoreItem>
 </file>
 
 <file path=customXml/itemProps2.xml><?xml version="1.0" encoding="utf-8"?>
-<ds:datastoreItem xmlns:ds="http://schemas.openxmlformats.org/officeDocument/2006/customXml" ds:itemID="{CE6F7CD6-0B7F-4E54-8959-FFDB8F47447B}"/>
+<ds:datastoreItem xmlns:ds="http://schemas.openxmlformats.org/officeDocument/2006/customXml" ds:itemID="{CE6F7CD6-0B7F-4E54-8959-FFDB8F47447B}">
+  <ds:schemaRefs>
+    <ds:schemaRef ds:uri="http://schemas.microsoft.com/sharepoint/v3/contenttype/forms"/>
+  </ds:schemaRefs>
+</ds:datastoreItem>
 </file>
 
 <file path=customXml/itemProps3.xml><?xml version="1.0" encoding="utf-8"?>
-<ds:datastoreItem xmlns:ds="http://schemas.openxmlformats.org/officeDocument/2006/customXml" ds:itemID="{9877E4BD-0D4F-4E34-8AFB-BE582C36F4C2}"/>
+<ds:datastoreItem xmlns:ds="http://schemas.openxmlformats.org/officeDocument/2006/customXml" ds:itemID="{F9DAF88E-7BCE-462F-88D1-6E72D58650C3}">
+  <ds:schemaRefs>
+    <ds:schemaRef ds:uri="http://schemas.microsoft.com/office/2006/metadata/contentType"/>
+    <ds:schemaRef ds:uri="http://schemas.microsoft.com/office/2006/metadata/properties/metaAttributes"/>
+    <ds:schemaRef ds:uri="http://www.w3.org/2001/XMLSchema"/>
+    <ds:schemaRef ds:uri="http://schemas.microsoft.com/office/2006/metadata/properties"/>
+    <ds:schemaRef ds:uri="13c90a0b-73bc-4dc0-be5f-28d77b615beb"/>
+    <ds:schemaRef ds:uri="13c93bba-48ce-428c-bfe5-88b42c19b028"/>
+    <ds:schemaRef ds:uri="http://schemas.microsoft.com/office/2006/documentManagement/types"/>
+    <ds:schemaRef ds:uri="http://schemas.microsoft.com/office/infopath/2007/PartnerControls"/>
+    <ds:schemaRef ds:uri="http://schemas.openxmlformats.org/package/2006/metadata/core-properties"/>
+    <ds:schemaRef ds:uri="http://purl.org/dc/elements/1.1/"/>
+    <ds:schemaRef ds:uri="http://purl.org/dc/terms/"/>
+    <ds:schemaRef ds:uri="http://schemas.microsoft.com/internal/obd"/>
+  </ds:schemaRefs>
+</ds:datastoreItem>
 </file>